--- a/docs/activities/lecture_10/10_02_class_activity.docx
+++ b/docs/activities/lecture_10/10_02_class_activity.docx
@@ -367,12 +367,79 @@
         </w:rPr>
         <w:t xml:space="preserve">)</w:t>
       </w:r>
-      <w:r>
-        <w:br/>
-      </w:r>
-      <w:r>
-        <w:br/>
-      </w:r>
+    </w:p>
+    <w:p>
+      <w:pPr>
+        <w:pStyle w:val="SourceCode"/>
+      </w:pPr>
+      <w:r>
+        <w:rPr>
+          <w:rStyle w:val="VerbatimChar"/>
+        </w:rPr>
+        <w:t xml:space="preserve">Rows: 1220 Columns: 8</w:t>
+      </w:r>
+      <w:r>
+        <w:br/>
+      </w:r>
+      <w:r>
+        <w:rPr>
+          <w:rStyle w:val="VerbatimChar"/>
+        </w:rPr>
+        <w:t xml:space="preserve">── Column specification ────────────────────────────────────────────────────────</w:t>
+      </w:r>
+      <w:r>
+        <w:br/>
+      </w:r>
+      <w:r>
+        <w:rPr>
+          <w:rStyle w:val="VerbatimChar"/>
+        </w:rPr>
+        <w:t xml:space="preserve">Delimiter: ","</w:t>
+      </w:r>
+      <w:r>
+        <w:br/>
+      </w:r>
+      <w:r>
+        <w:rPr>
+          <w:rStyle w:val="VerbatimChar"/>
+        </w:rPr>
+        <w:t xml:space="preserve">chr (1): leaf</w:t>
+      </w:r>
+      <w:r>
+        <w:br/>
+      </w:r>
+      <w:r>
+        <w:rPr>
+          <w:rStyle w:val="VerbatimChar"/>
+        </w:rPr>
+        <w:t xml:space="preserve">dbl (7): npp, age, biomass, season, temp, precip, teb</w:t>
+      </w:r>
+      <w:r>
+        <w:br/>
+      </w:r>
+      <w:r>
+        <w:br/>
+      </w:r>
+      <w:r>
+        <w:rPr>
+          <w:rStyle w:val="VerbatimChar"/>
+        </w:rPr>
+        <w:t xml:space="preserve">ℹ Use `spec()` to retrieve the full column specification for this data.</w:t>
+      </w:r>
+      <w:r>
+        <w:br/>
+      </w:r>
+      <w:r>
+        <w:rPr>
+          <w:rStyle w:val="VerbatimChar"/>
+        </w:rPr>
+        <w:t xml:space="preserve">ℹ Specify the column types or set `show_col_types = FALSE` to quiet this message.</w:t>
+      </w:r>
+    </w:p>
+    <w:p>
+      <w:pPr>
+        <w:pStyle w:val="SourceCode"/>
+      </w:pPr>
       <w:r>
         <w:rPr>
           <w:rStyle w:val="CommentTok"/>
@@ -978,7 +1045,7 @@
       <w:r>
         <w:drawing>
           <wp:inline>
-            <wp:extent cx="6578600" cy="3947160"/>
+            <wp:extent cx="2743200" cy="2743200"/>
             <wp:effectExtent b="0" l="0" r="0" t="0"/>
             <wp:docPr descr="" title="" id="14" name="Picture"/>
             <a:graphic>
@@ -999,7 +1066,7 @@
                   <pic:spPr bwMode="auto">
                     <a:xfrm>
                       <a:off x="0" y="0"/>
-                      <a:ext cx="6578600" cy="3947160"/>
+                      <a:ext cx="2743200" cy="2743200"/>
                     </a:xfrm>
                     <a:prstGeom prst="rect">
                       <a:avLst/>
@@ -2703,7 +2770,7 @@
       <w:r>
         <w:drawing>
           <wp:inline>
-            <wp:extent cx="6578600" cy="3947160"/>
+            <wp:extent cx="2743200" cy="2743200"/>
             <wp:effectExtent b="0" l="0" r="0" t="0"/>
             <wp:docPr descr="" title="" id="23" name="Picture"/>
             <a:graphic>
@@ -2724,7 +2791,7 @@
                   <pic:spPr bwMode="auto">
                     <a:xfrm>
                       <a:off x="0" y="0"/>
-                      <a:ext cx="6578600" cy="3947160"/>
+                      <a:ext cx="2743200" cy="2743200"/>
                     </a:xfrm>
                     <a:prstGeom prst="rect">
                       <a:avLst/>
@@ -3359,7 +3426,7 @@
       <w:r>
         <w:drawing>
           <wp:inline>
-            <wp:extent cx="6578600" cy="3947160"/>
+            <wp:extent cx="2743200" cy="2743200"/>
             <wp:effectExtent b="0" l="0" r="0" t="0"/>
             <wp:docPr descr="" title="" id="29" name="Picture"/>
             <a:graphic>
@@ -3380,7 +3447,7 @@
                   <pic:spPr bwMode="auto">
                     <a:xfrm>
                       <a:off x="0" y="0"/>
-                      <a:ext cx="6578600" cy="3947160"/>
+                      <a:ext cx="2743200" cy="2743200"/>
                     </a:xfrm>
                     <a:prstGeom prst="rect">
                       <a:avLst/>
@@ -4059,7 +4126,7 @@
       <w:r>
         <w:drawing>
           <wp:inline>
-            <wp:extent cx="6578600" cy="3947160"/>
+            <wp:extent cx="2743200" cy="2743200"/>
             <wp:effectExtent b="0" l="0" r="0" t="0"/>
             <wp:docPr descr="" title="" id="33" name="Picture"/>
             <a:graphic>
@@ -4080,7 +4147,7 @@
                   <pic:spPr bwMode="auto">
                     <a:xfrm>
                       <a:off x="0" y="0"/>
-                      <a:ext cx="6578600" cy="3947160"/>
+                      <a:ext cx="2743200" cy="2743200"/>
                     </a:xfrm>
                     <a:prstGeom prst="rect">
                       <a:avLst/>
@@ -4295,7 +4362,7 @@
       <w:r>
         <w:drawing>
           <wp:inline>
-            <wp:extent cx="6578600" cy="3947160"/>
+            <wp:extent cx="2743200" cy="2743200"/>
             <wp:effectExtent b="0" l="0" r="0" t="0"/>
             <wp:docPr descr="" title="" id="38" name="Picture"/>
             <a:graphic>
@@ -4316,7 +4383,7 @@
                   <pic:spPr bwMode="auto">
                     <a:xfrm>
                       <a:off x="0" y="0"/>
-                      <a:ext cx="6578600" cy="3947160"/>
+                      <a:ext cx="2743200" cy="2743200"/>
                     </a:xfrm>
                     <a:prstGeom prst="rect">
                       <a:avLst/>
@@ -4342,7 +4409,7 @@
       <w:r>
         <w:drawing>
           <wp:inline>
-            <wp:extent cx="6578600" cy="3947160"/>
+            <wp:extent cx="2743200" cy="2743200"/>
             <wp:effectExtent b="0" l="0" r="0" t="0"/>
             <wp:docPr descr="" title="" id="41" name="Picture"/>
             <a:graphic>
@@ -4363,7 +4430,7 @@
                   <pic:spPr bwMode="auto">
                     <a:xfrm>
                       <a:off x="0" y="0"/>
-                      <a:ext cx="6578600" cy="3947160"/>
+                      <a:ext cx="2743200" cy="2743200"/>
                     </a:xfrm>
                     <a:prstGeom prst="rect">
                       <a:avLst/>
@@ -4389,7 +4456,7 @@
       <w:r>
         <w:drawing>
           <wp:inline>
-            <wp:extent cx="6578600" cy="3947160"/>
+            <wp:extent cx="2743200" cy="2743200"/>
             <wp:effectExtent b="0" l="0" r="0" t="0"/>
             <wp:docPr descr="" title="" id="44" name="Picture"/>
             <a:graphic>
@@ -4410,7 +4477,7 @@
                   <pic:spPr bwMode="auto">
                     <a:xfrm>
                       <a:off x="0" y="0"/>
-                      <a:ext cx="6578600" cy="3947160"/>
+                      <a:ext cx="2743200" cy="2743200"/>
                     </a:xfrm>
                     <a:prstGeom prst="rect">
                       <a:avLst/>
@@ -4436,7 +4503,7 @@
       <w:r>
         <w:drawing>
           <wp:inline>
-            <wp:extent cx="6578600" cy="3947160"/>
+            <wp:extent cx="2743200" cy="2743200"/>
             <wp:effectExtent b="0" l="0" r="0" t="0"/>
             <wp:docPr descr="" title="" id="47" name="Picture"/>
             <a:graphic>
@@ -4457,7 +4524,7 @@
                   <pic:spPr bwMode="auto">
                     <a:xfrm>
                       <a:off x="0" y="0"/>
-                      <a:ext cx="6578600" cy="3947160"/>
+                      <a:ext cx="2743200" cy="2743200"/>
                     </a:xfrm>
                     <a:prstGeom prst="rect">
                       <a:avLst/>
@@ -5125,12 +5192,23 @@
     </w:p>
     <w:p>
       <w:pPr>
+        <w:pStyle w:val="SourceCode"/>
+      </w:pPr>
+      <w:r>
+        <w:rPr>
+          <w:rStyle w:val="VerbatimChar"/>
+        </w:rPr>
+        <w:t xml:space="preserve">`geom_smooth()` using formula = 'y ~ x'</w:t>
+      </w:r>
+    </w:p>
+    <w:p>
+      <w:pPr>
         <w:pStyle w:val="FirstParagraph"/>
       </w:pPr>
       <w:r>
         <w:drawing>
           <wp:inline>
-            <wp:extent cx="6578600" cy="3947160"/>
+            <wp:extent cx="2743200" cy="2743200"/>
             <wp:effectExtent b="0" l="0" r="0" t="0"/>
             <wp:docPr descr="" title="" id="51" name="Picture"/>
             <a:graphic>
@@ -5151,7 +5229,7 @@
                   <pic:spPr bwMode="auto">
                     <a:xfrm>
                       <a:off x="0" y="0"/>
-                      <a:ext cx="6578600" cy="3947160"/>
+                      <a:ext cx="2743200" cy="2743200"/>
                     </a:xfrm>
                     <a:prstGeom prst="rect">
                       <a:avLst/>
@@ -5761,7 +5839,7 @@
       <w:r>
         <w:drawing>
           <wp:inline>
-            <wp:extent cx="6578600" cy="3947160"/>
+            <wp:extent cx="2743200" cy="2743200"/>
             <wp:effectExtent b="0" l="0" r="0" t="0"/>
             <wp:docPr descr="" title="" id="54" name="Picture"/>
             <a:graphic>
@@ -5782,7 +5860,7 @@
                   <pic:spPr bwMode="auto">
                     <a:xfrm>
                       <a:off x="0" y="0"/>
-                      <a:ext cx="6578600" cy="3947160"/>
+                      <a:ext cx="2743200" cy="2743200"/>
                     </a:xfrm>
                     <a:prstGeom prst="rect">
                       <a:avLst/>
@@ -5808,7 +5886,7 @@
       <w:r>
         <w:drawing>
           <wp:inline>
-            <wp:extent cx="6578600" cy="3947160"/>
+            <wp:extent cx="2743200" cy="2743200"/>
             <wp:effectExtent b="0" l="0" r="0" t="0"/>
             <wp:docPr descr="" title="" id="57" name="Picture"/>
             <a:graphic>
@@ -5829,7 +5907,7 @@
                   <pic:spPr bwMode="auto">
                     <a:xfrm>
                       <a:off x="0" y="0"/>
-                      <a:ext cx="6578600" cy="3947160"/>
+                      <a:ext cx="2743200" cy="2743200"/>
                     </a:xfrm>
                     <a:prstGeom prst="rect">
                       <a:avLst/>
@@ -5855,7 +5933,7 @@
       <w:r>
         <w:drawing>
           <wp:inline>
-            <wp:extent cx="6578600" cy="3947160"/>
+            <wp:extent cx="2743200" cy="2743200"/>
             <wp:effectExtent b="0" l="0" r="0" t="0"/>
             <wp:docPr descr="" title="" id="60" name="Picture"/>
             <a:graphic>
@@ -5876,7 +5954,7 @@
                   <pic:spPr bwMode="auto">
                     <a:xfrm>
                       <a:off x="0" y="0"/>
-                      <a:ext cx="6578600" cy="3947160"/>
+                      <a:ext cx="2743200" cy="2743200"/>
                     </a:xfrm>
                     <a:prstGeom prst="rect">
                       <a:avLst/>
@@ -5902,7 +5980,7 @@
       <w:r>
         <w:drawing>
           <wp:inline>
-            <wp:extent cx="6578600" cy="3947160"/>
+            <wp:extent cx="2743200" cy="2743200"/>
             <wp:effectExtent b="0" l="0" r="0" t="0"/>
             <wp:docPr descr="" title="" id="63" name="Picture"/>
             <a:graphic>
@@ -5923,7 +6001,7 @@
                   <pic:spPr bwMode="auto">
                     <a:xfrm>
                       <a:off x="0" y="0"/>
-                      <a:ext cx="6578600" cy="3947160"/>
+                      <a:ext cx="2743200" cy="2743200"/>
                     </a:xfrm>
                     <a:prstGeom prst="rect">
                       <a:avLst/>

--- a/docs/activities/lecture_10/10_02_class_activity.docx
+++ b/docs/activities/lecture_10/10_02_class_activity.docx
@@ -1455,7 +1455,7 @@
       <w:r>
         <w:drawing>
           <wp:inline>
-            <wp:extent cx="6578600" cy="6578600"/>
+            <wp:extent cx="5943600" cy="5943600"/>
             <wp:effectExtent b="0" l="0" r="0" t="0"/>
             <wp:docPr descr="" title="" id="18" name="Picture"/>
             <a:graphic>
@@ -1476,7 +1476,7 @@
                   <pic:spPr bwMode="auto">
                     <a:xfrm>
                       <a:off x="0" y="0"/>
-                      <a:ext cx="6578600" cy="6578600"/>
+                      <a:ext cx="5943600" cy="5943600"/>
                     </a:xfrm>
                     <a:prstGeom prst="rect">
                       <a:avLst/>
@@ -9558,7 +9558,7 @@
     <w:bookmarkEnd w:id="74"/>
     <w:sectPr>
       <w:pgSz w:h="15840" w:w="12240"/>
-      <w:pgMar w:bottom="720" w:footer="720" w:gutter="0" w:header="720" w:left="1152" w:right="720" w:top="720"/>
+      <w:pgMar w:bottom="1440" w:footer="720" w:gutter="0" w:header="720" w:left="1440" w:right="1440" w:top="1440"/>
       <w:cols w:space="720"/>
       <w:docGrid w:linePitch="360"/>
     </w:sectPr>
@@ -10862,7 +10862,7 @@
     <w:basedOn w:val="Normal"/>
     <w:next w:val="Normal"/>
     <w:qFormat/>
-    <w:rsid w:val="00B86ADC"/>
+    <w:rsid w:val="00BC28E9"/>
     <w:pPr>
       <w:pBdr>
         <w:top w:color="FF0000" w:space="1" w:sz="8" w:val="single"/>
@@ -10876,14 +10876,14 @@
     </w:pPr>
     <w:rPr>
       <w:rFonts w:ascii="Courier New" w:hAnsi="Courier New"/>
-      <w:sz w:val="16"/>
+      <w:sz w:val="18"/>
     </w:rPr>
   </w:style>
   <w:style w:customStyle="1" w:styleId="SourceCode" w:type="paragraph">
     <w:name w:val="Source Code"/>
     <w:basedOn w:val="Normal"/>
     <w:qFormat/>
-    <w:rsid w:val="0018210C"/>
+    <w:rsid w:val="00771E03"/>
     <w:pPr>
       <w:pBdr>
         <w:top w:color="auto" w:space="1" w:sz="8" w:val="single"/>
@@ -10891,20 +10891,20 @@
         <w:bottom w:color="auto" w:space="1" w:sz="8" w:val="single"/>
         <w:right w:color="auto" w:space="4" w:sz="8" w:val="single"/>
       </w:pBdr>
-      <w:shd w:color="auto" w:fill="auto" w:val="pct5"/>
+      <w:shd w:color="auto" w:fill="auto" w:val="pct15"/>
       <w:spacing w:after="240" w:before="240"/>
       <w:ind w:left="432" w:right="432"/>
     </w:pPr>
     <w:rPr>
       <w:rFonts w:ascii="Courier New" w:hAnsi="Courier New"/>
-      <w:sz w:val="15"/>
+      <w:sz w:val="20"/>
     </w:rPr>
   </w:style>
   <w:style w:customStyle="1" w:styleId="Verbatim" w:type="paragraph">
     <w:name w:val="Verbatim"/>
     <w:basedOn w:val="Normal"/>
     <w:qFormat/>
-    <w:rsid w:val="0018210C"/>
+    <w:rsid w:val="00771E03"/>
     <w:pPr>
       <w:shd w:color="auto" w:fill="auto" w:val="pct15"/>
       <w:spacing w:after="240" w:before="240"/>
@@ -10912,7 +10912,7 @@
     </w:pPr>
     <w:rPr>
       <w:rFonts w:ascii="Courier New" w:hAnsi="Courier New"/>
-      <w:sz w:val="16"/>
+      <w:sz w:val="18"/>
     </w:rPr>
   </w:style>
   <w:style w:customStyle="1" w:styleId="CodeBlock" w:type="paragraph">
@@ -10955,11 +10955,6 @@
     <w:pPr>
       <w:spacing w:after="100"/>
     </w:pPr>
-  </w:style>
-  <w:style w:customStyle="1" w:styleId="Graphic" w:type="paragraph">
-    <w:name w:val="Graphic"/>
-    <w:qFormat/>
-    <w:rsid w:val="00735D8A"/>
   </w:style>
   <w:style w:type="character" w:customStyle="1" w:styleId="KeywordTok">
     <w:name w:val="KeywordTok"/>
